--- a/보관본/러시아 인권변호사/Word/8부/8부_11화_리트비노프_판결.docx
+++ b/보관본/러시아 인권변호사/Word/8부/8부_11화_리트비노프_판결.docx
@@ -62,7 +62,7 @@
           <w:i w:val="0"/>
           <w:sz w:val="22"/>
         </w:rPr>
-        <w:t>10화 추모의 밤으로부터 약 한 달 뒤, 두 번째 임기 2년차(1부로부터 약 8년). 5부 8화에서 공항 출국 직전 붙잡혀 거의 3년 가까이 가택연금 상태로 재판을 받아 온 리트비노프에게 1심 판결이 내려진다. 네 번째 역외 구조의 자산 환수가 시작되지만, 한 서방 법원이 아직 폐지되지 않은 ‘외국 영향 인물 등록법’ — 2부에서 「Свет」에 낙인을 찍었던 그 법 — 을 근거로 반환을 보류한다. 료샤는 첫 임기부터 ‘적용하지 않는다’는 말로만 묶어 두었던 이 법의 폐지 논의에 착수하고, 판결 다음 날 리트비노프의 요청으로 구치소에서 두 사람이 마지막으로 마주 앉는다. 판결 당일 아침부터 다음 날 밤까지.</w:t>
+        <w:t>10화 추모의 밤으로부터 약 한 달 뒤, 두 번째 임기 2년차(1부로부터 약 8년). 5부 8화에서 공항 출국 직전 붙잡혀 2년 넘게 가택연금 상태로 재판을 받아 온 리트비노프에게 1심 판결이 내려진다. 네 번째 역외 구조의 자산 환수가 시작되지만, 한 서방 법원이 아직 폐지되지 않은 ‘외국 영향 인물 등록법’ — 2부에서 「Свет」에 낙인을 찍었던 그 법 — 을 근거로 반환을 보류한다. 료샤는 첫 임기부터 ‘적용하지 않는다’는 말로만 묶어 두었던 이 법의 폐지 논의에 착수하고, 판결 다음 날 리트비노프의 요청으로 구치소에서 두 사람이 마지막으로 마주 앉는다. 판결 당일 아침부터 다음 날 밤까지.</w:t>
       </w:r>
     </w:p>
     <w:p>
@@ -457,7 +457,7 @@
           <w:i w:val="0"/>
           <w:sz w:val="22"/>
         </w:rPr>
-        <w:t xml:space="preserve"> Ну вот. Почти три года я смотрел на один и тот же сад из одного и того же окна. Хоть вид сменится.</w:t>
+        <w:t xml:space="preserve"> Ну вот. Больше двух лет я смотрел на один и тот же сад из одного и того же окна. Хоть вид сменится.</w:t>
       </w:r>
     </w:p>
     <w:p>
@@ -578,7 +578,7 @@
           <w:i w:val="0"/>
           <w:sz w:val="22"/>
         </w:rPr>
-        <w:t>Нина Игоревна. Вы не пропустили ни одного заседания. Ни одного за три года.</w:t>
+        <w:t>Нина Игоревна. Вы не пропустили ни одного заседания. Ни одного за два с лишним года.</w:t>
       </w:r>
     </w:p>
     <w:p>
@@ -992,7 +992,7 @@
           <w:i w:val="0"/>
           <w:sz w:val="22"/>
         </w:rPr>
-        <w:t>Три года под домашним арестом. Это старит сильнее тюрьмы. В тюрьме хотя бы понятно, где стена.</w:t>
+        <w:t>Больше двух лет под домашним арестом. Это старит сильнее тюрьмы. В тюрьме хотя бы понятно, где стена.</w:t>
       </w:r>
     </w:p>
     <w:p>
@@ -2128,7 +2128,7 @@
           <w:i w:val="0"/>
           <w:sz w:val="22"/>
         </w:rPr>
-        <w:t>Прекрасная метафора. А теперь политика. До конца срока меньше двух лет. Отмените закон — и завтра каждый второй канал скажет: президент легализует иностранные деньги. И это в день, когда суд осудил человека за деньги на Кипре.</w:t>
+        <w:t>Прекрасная метафора. А теперь политика. До конца срока меньше трёх лет. Отмените закон — и завтра каждый второй канал скажет: президент легализует иностранные деньги. И это в день, когда суд осудил человека за деньги на Кипре.</w:t>
       </w:r>
     </w:p>
     <w:p>
@@ -2928,7 +2928,7 @@
           <w:i w:val="0"/>
           <w:sz w:val="22"/>
         </w:rPr>
-        <w:t>Тогда он уйдёт без неё. Это он тоже умеет — за три года научился.</w:t>
+        <w:t>Тогда он уйдёт без неё. Это он тоже умеет — за эти два с лишним года научился.</w:t>
       </w:r>
     </w:p>
     <w:p>
@@ -4547,7 +4547,7 @@
           <w:i w:val="0"/>
           <w:sz w:val="22"/>
         </w:rPr>
-        <w:t xml:space="preserve"> Вам осталось меньше двух лет. Мне — восемь. Посмотрим, кто из нас проведёт своё время с большей пользой.</w:t>
+        <w:t xml:space="preserve"> Вам осталось меньше трёх лет. Мне — восемь. Посмотрим, кто из нас проведёт своё время с большей пользой.</w:t>
       </w:r>
     </w:p>
     <w:p>
